--- a/RAG/Forms/docx/Mau_1.5_–_Cong_van_1011143252_2605082306.docx
+++ b/RAG/Forms/docx/Mau_1.5_–_Cong_van_1011143252_2605082306.docx
@@ -113,7 +113,7 @@
                 <w:color w:val="000000"/>
                 <w:shd w:val="clear" w:color="auto" w:fill="auto"/>
               </w:rPr>
-              <w:pict w14:anchorId="7391A574">
+              <w:pict w14:anchorId="562732A9">
                 <v:line id="_x0000_s2052" alt="" style="position:absolute;left:0;text-align:left;z-index:2;mso-wrap-edited:f;mso-width-percent:0;mso-height-percent:0;mso-width-percent:0;mso-height-percent:0" from="46.3pt,-18.25pt" to="122.8pt,-18.25pt">
                   <w10:wrap type="square" side="right"/>
                 </v:line>
@@ -297,7 +297,7 @@
                 <w:color w:val="000000"/>
                 <w:shd w:val="clear" w:color="auto" w:fill="auto"/>
               </w:rPr>
-              <w:pict w14:anchorId="725A15D5">
+              <w:pict w14:anchorId="41F493DB">
                 <v:line id="_x0000_s2051" alt="" style="position:absolute;left:0;text-align:left;z-index:1;mso-wrap-edited:f;mso-width-percent:0;mso-height-percent:0;mso-width-percent:0;mso-height-percent:0" from="69.65pt,1.95pt" to="230.15pt,1.95pt">
                   <w10:wrap side="right"/>
                 </v:line>
@@ -485,6 +485,7 @@
           <w:szCs w:val="28"/>
           <w:lang w:eastAsia="vi-VN"/>
         </w:rPr>
+        <w:t>-</w:t>
       </w:r>
       <w:r>
         <w:rPr>
@@ -496,6 +497,7 @@
           <w:szCs w:val="28"/>
           <w:lang w:eastAsia="vi-VN"/>
         </w:rPr>
+        <w:t xml:space="preserve"> </w:t>
       </w:r>
       <w:r>
         <w:rPr>
@@ -507,6 +509,7 @@
           <w:szCs w:val="28"/>
           <w:lang w:val="vi-VN" w:eastAsia="vi-VN"/>
         </w:rPr>
+        <w:t>{{CO_QUAN_CA_NHAN_NHAN_1}}</w:t>
       </w:r>
       <w:r>
         <w:rPr>
@@ -518,9 +521,7 @@
           <w:szCs w:val="28"/>
           <w:lang w:eastAsia="vi-VN"/>
         </w:rPr>
-      </w:r>
-      <w:r>
-        <w:t>- {{CO_QUAN_CA_NHAN_NHAN_1};- {{CO_QUAN_CA_NHAN_NHAN_2}}</w:t>
+        <w:t>;</w:t>
       </w:r>
     </w:p>
     <w:p>
@@ -553,6 +554,7 @@
           <w:szCs w:val="28"/>
           <w:lang w:eastAsia="vi-VN"/>
         </w:rPr>
+        <w:t>-</w:t>
       </w:r>
       <w:r>
         <w:rPr>
@@ -564,6 +566,7 @@
           <w:szCs w:val="28"/>
           <w:lang w:eastAsia="vi-VN"/>
         </w:rPr>
+        <w:t xml:space="preserve"> </w:t>
       </w:r>
       <w:r>
         <w:rPr>
@@ -575,7 +578,28 @@
           <w:szCs w:val="28"/>
           <w:lang w:val="vi-VN" w:eastAsia="vi-VN"/>
         </w:rPr>
+        <w:t>{{CO_QUAN_CA_NHAN_NHAN_2}}</w:t>
       </w:r>
+    </w:p>
+    <w:p>
+      <w:pPr>
+        <w:pStyle w:val="BodyText"/>
+        <w:widowControl w:val="0"/>
+        <w:tabs>
+          <w:tab w:val="left" w:pos="3714"/>
+        </w:tabs>
+        <w:spacing w:line="390" w:lineRule="exact"/>
+        <w:ind w:firstLine="2268"/>
+        <w:rPr>
+          <w:rStyle w:val="Heading20"/>
+          <w:rFonts w:ascii="Times New Roman" w:hAnsi="Times New Roman"/>
+          <w:bCs w:val="0"/>
+          <w:color w:val="000000"/>
+          <w:sz w:val="28"/>
+          <w:szCs w:val="28"/>
+          <w:lang w:val="vi-VN" w:eastAsia="vi-VN"/>
+        </w:rPr>
+      </w:pPr>
     </w:p>
     <w:p>
       <w:pPr>
@@ -639,7 +663,7 @@
       </w:tblPr>
       <w:tblGrid>
         <w:gridCol w:w="5410"/>
-        <w:gridCol w:w="4513"/>
+        <w:gridCol w:w="5589"/>
       </w:tblGrid>
       <w:tr>
         <w:tc>
@@ -653,12 +677,16 @@
               <w:spacing w:line="390" w:lineRule="exact"/>
               <w:ind w:firstLine="0"/>
               <w:rPr>
+                <w:b w:val="0"/>
+                <w:bCs w:val="0"/>
                 <w:color w:val="000000"/>
               </w:rPr>
             </w:pPr>
             <w:r>
               <w:rPr>
                 <w:rStyle w:val="Bodytext20"/>
+                <w:b/>
+                <w:bCs/>
                 <w:i/>
                 <w:iCs/>
                 <w:color w:val="000000"/>
@@ -830,13 +858,6 @@
             <w:r>
               <w:rPr>
                 <w:b/>
-                <w:color w:val="000000"/>
-                <w:lang w:val="vi-VN"/>
-              </w:rPr>
-            </w:r>
-            <w:r>
-              <w:rPr>
-                <w:b/>
               </w:rPr>
               <w:t>{{QUYEN_HAN_CHUC_VU_NGUOI_KY}}</w:t>
             </w:r>
@@ -852,13 +873,6 @@
                 <w:lang w:val="vi-VN"/>
               </w:rPr>
             </w:pPr>
-            <w:r>
-              <w:rPr>
-                <w:b/>
-                <w:color w:val="000000"/>
-                <w:lang w:val="vi-VN"/>
-              </w:rPr>
-            </w:r>
           </w:p>
           <w:p>
             <w:pPr>
@@ -984,7 +998,7 @@
           <w:sz w:val="28"/>
           <w:szCs w:val="28"/>
         </w:rPr>
-        <w:pict w14:anchorId="619CE5D4">
+        <w:pict w14:anchorId="5467B199">
           <v:line id="_x0000_s2050" alt="" style="position:absolute;z-index:3;mso-wrap-edited:f;mso-width-percent:0;mso-height-percent:0;mso-width-percent:0;mso-height-percent:0" from="-.3pt,15.3pt" to="466.95pt,15.3pt">
             <w10:wrap side="right"/>
           </v:line>
@@ -1225,7 +1239,7 @@
         <w:noProof/>
         <w:sz w:val="20"/>
       </w:rPr>
-      <w:pict w14:anchorId="0291F62A">
+      <w:pict w14:anchorId="60D8B0C8">
         <v:group id="_x0000_s1025" alt="" style="position:absolute;margin-left:232pt;margin-top:-230.35pt;width:2.1pt;height:467.7pt;rotation:270;z-index:1" coordorigin="15224,629" coordsize="42,9439">
           <v:line id="_x0000_s1026" alt="" style="position:absolute" from="15224,629" to="15224,10068" strokeweight=".5pt"/>
           <v:line id="_x0000_s1027" alt="" style="position:absolute" from="15266,629" to="15266,10068" strokeweight=".5pt"/>
